--- a/original/ext_script/scripts/train/report_resources/report_drafts/FYP_Report_2_Chissanupong_2881058__Final_checkpoint_v2.docx
+++ b/original/ext_script/scripts/train/report_resources/report_drafts/FYP_Report_2_Chissanupong_2881058__Final_checkpoint_v2.docx
@@ -2415,7 +2415,7 @@
         <w:rPr>
           <w:color w:val="1A1A1A"/>
         </w:rPr>
-        <w:t>On held-out test data, the shared meta-kinematics model achieves position errors from 6.8 mm to 10.9 mm and orientation errors from 0.91° to 2.00° across the three configurations. Per-DoF adaptation further reduces these errors below the single-task baselines on all three configurations, with n = 3 mean position errors of 6.203 ± 0.041 mm (5-DoF), 8.900 ± 0.023 mm (6-DoF) and 9.901 ± 0.014 mm (7-DoF), and orientation errors of 0.809°, 1.329° and 1.722° respectively. In each configuration the 95 % confidence interval lies below the corresponding single-task baseline (one-sample t-test, p &lt; 0.05). Adaptation also reduces wall-clock training time by 80.5 %, 92.7 % and 99.5 %, replacing 1.87–22.12 hr of single-task training with 0.111–0.365 hr of per-DoF fine-tuning.</w:t>
+        <w:t>On held-out test data, the shared meta-kinematics model achieves position errors from 6.800 mm to 10.900 mm and orientation errors from 0.910° to 2.000° across the three configurations. Per-DoF adaptation further reduces these errors below the single-task baselines on all three configurations, with n = 3 mean position errors of 6.203 ± 0.041 mm (5-DoF), 8.900 ± 0.023 mm (6-DoF) and 9.901 ± 0.014 mm (7-DoF), and orientation errors of 0.809°, 1.329° and 1.722° respectively. In each configuration the 95 % confidence interval lies below the corresponding single-task baseline (one-sample t-test, p &lt; 0.05). Adaptation also reduces wall-clock training time by 80.5 %, 92.7 % and 99.5 %, replacing 1.870–22.120 hr of single-task training with 0.111–0.365 hr of per-DoF fine-tuning.</w:t>
       </w:r>
       <w:proofErr w:type="spellStart"/>
       <w:proofErr w:type="spellEnd"/>
@@ -16700,7 +16700,7 @@
         <w:rPr>
           <w:color w:val="1A1A1A"/>
         </w:rPr>
-        <w:t>On held-out test data, the single-task models attain position errors of 9.3 mm (5 DoF), 11.0 mm (6 DoF) and 10.1 mm (7 DoF) and orientation errors of 1.2039°, 1.7136° and 2.0853° respectively (Table 5.1). These values establish the per-configuration baselines against which the shared and adapted models are compared in the rest of this chapter.</w:t>
+        <w:t>On held-out test data, the single-task models attain position errors of 9.300 mm (5 DoF), 11.000 mm (6 DoF) and 10.100 mm (7 DoF) and orientation errors of 1.204°, 1.714° and 2.085° respectively (Table 5.1). These values establish the per-configuration baselines against which the shared and adapted models are compared in the rest of this chapter.</w:t>
       </w:r>
       <w:proofErr w:type="spellStart"/>
       <w:proofErr w:type="spellEnd"/>
@@ -16904,7 +16904,7 @@
         <w:rPr>
           <w:color w:val="1A1A1A"/>
         </w:rPr>
-        <w:t>On the held-out splits, the shared model achieves position errors of 6.8 mm (5 DoF), 9.2 mm (6 DoF) and 10.9 mm (7 DoF) and orientation errors of 0.9096°, 1.3689° and 1.9953° respectively. Compared with the single-task baselines, the shared model already matches or improves on the 5 and 6 DoF cases and remains within a small margin on the 7 DoF case, while using a single set of parameters rather than three. A small reduction in task-specific accuracy is observed in the 7 DoF position metric, where the shared model is marginally worse than the single-task baseline; the per-DoF adaptation results in Section 5.4 show that this gap is closed at the headline support size K = 50 000, with marginal further gains up to K ≈ 100 000 (Figure 5.7).</w:t>
+        <w:t>On the held-out splits, the shared model achieves position errors of 6.800 mm (5 DoF), 9.200 mm (6 DoF) and 10.900 mm (7 DoF) and orientation errors of 0.910°, 1.369° and 1.995° respectively. Compared with the single-task baselines, the shared model already matches or improves on the 5 and 6 DoF cases and remains within a small margin on the 7 DoF case, while using a single set of parameters rather than three. A small reduction in task-specific accuracy is observed in the 7 DoF position metric, where the shared model is marginally worse than the single-task baseline; the per-DoF adaptation results in Section 5.4 show that this gap is closed at the headline support size K = 50 000, with marginal further gains up to K ≈ 100 000 (Figure 5.7).</w:t>
       </w:r>
       <w:proofErr w:type="spellStart"/>
       <w:proofErr w:type="spellEnd"/>
@@ -16948,7 +16948,7 @@
         <w:rPr>
           <w:color w:val="1A1A1A"/>
         </w:rPr>
-        <w:t>Per-DoF adaptation improves over the shared meta-kinematics model and the single-task baselines on all three configurations. The n = 3 means reach 6.203 ± 0.041 mm / 0.809° (5-DoF), 8.900 ± 0.023 mm / 1.329° (6-DoF) and 9.901 ± 0.014 mm / 1.722° (7-DoF), each with a 95 % confidence interval that lies below the corresponding single-task baseline (Table 5.1). Per-DoF adaptation reaches these accuracies in 0.111–0.365 hr per DoF rather than the 1.87–22.12 hr required for single-task training. The convergence curves of Figure 5.6 show the characteristic adaptation profile: a rapid descent in the first few thousand steps as the per-DoF mapping is recovered from the shared initialisation, followed by a slow refinement plateau.</w:t>
+        <w:t>Per-DoF adaptation improves over the shared meta-kinematics model and the single-task baselines on all three configurations. The n = 3 means reach 6.203 ± 0.041 mm / 0.809° (5-DoF), 8.900 ± 0.023 mm / 1.329° (6-DoF) and 9.901 ± 0.014 mm / 1.722° (7-DoF), each with a 95 % confidence interval that lies below the corresponding single-task baseline (Table 5.1). Per-DoF adaptation reaches these accuracies in 0.111–0.365 hr per DoF rather than the 1.870–22.120 hr required for single-task training. The convergence curves of Figure 5.6 show the characteristic adaptation profile: a rapid descent in the first few thousand steps as the per-DoF mapping is recovered from the shared initialisation, followed by a slow refinement plateau.</w:t>
       </w:r>
       <w:proofErr w:type="spellStart"/>
       <w:proofErr w:type="spellEnd"/>
@@ -17548,7 +17548,7 @@
                 <w:sz w:val="20"/>
                 <w:szCs w:val="20"/>
               </w:rPr>
-              <w:t>9.3</w:t>
+              <w:t>9.300</w:t>
             </w:r>
           </w:p>
         </w:tc>
@@ -17583,7 +17583,7 @@
                 <w:sz w:val="20"/>
                 <w:szCs w:val="20"/>
               </w:rPr>
-              <w:t>6.8</w:t>
+              <w:t>6.800</w:t>
             </w:r>
           </w:p>
         </w:tc>
@@ -17723,7 +17723,7 @@
                 <w:sz w:val="20"/>
                 <w:szCs w:val="20"/>
               </w:rPr>
-              <w:t>1.2039</w:t>
+              <w:t>1.204</w:t>
             </w:r>
           </w:p>
         </w:tc>
@@ -17758,7 +17758,7 @@
                 <w:sz w:val="20"/>
                 <w:szCs w:val="20"/>
               </w:rPr>
-              <w:t>0.9096</w:t>
+              <w:t>0.910</w:t>
             </w:r>
           </w:p>
         </w:tc>
@@ -18109,7 +18109,7 @@
                 <w:sz w:val="20"/>
                 <w:szCs w:val="20"/>
               </w:rPr>
-              <w:t>11.0</w:t>
+              <w:t>11.000</w:t>
             </w:r>
           </w:p>
         </w:tc>
@@ -18144,7 +18144,7 @@
                 <w:sz w:val="20"/>
                 <w:szCs w:val="20"/>
               </w:rPr>
-              <w:t>9.2</w:t>
+              <w:t>9.200</w:t>
             </w:r>
           </w:p>
         </w:tc>
@@ -18284,7 +18284,7 @@
                 <w:sz w:val="20"/>
                 <w:szCs w:val="20"/>
               </w:rPr>
-              <w:t>1.7136</w:t>
+              <w:t>1.714</w:t>
             </w:r>
           </w:p>
         </w:tc>
@@ -18319,7 +18319,7 @@
                 <w:sz w:val="20"/>
                 <w:szCs w:val="20"/>
               </w:rPr>
-              <w:t>1.3689</w:t>
+              <w:t>1.369</w:t>
             </w:r>
           </w:p>
         </w:tc>
@@ -18674,7 +18674,7 @@
                 <w:sz w:val="20"/>
                 <w:szCs w:val="20"/>
               </w:rPr>
-              <w:t>10.1</w:t>
+              <w:t>10.100</w:t>
             </w:r>
           </w:p>
         </w:tc>
@@ -18710,7 +18710,7 @@
                 <w:sz w:val="20"/>
                 <w:szCs w:val="20"/>
               </w:rPr>
-              <w:t>10.9</w:t>
+              <w:t>10.900</w:t>
             </w:r>
           </w:p>
         </w:tc>
@@ -18850,7 +18850,7 @@
                 <w:sz w:val="20"/>
                 <w:szCs w:val="20"/>
               </w:rPr>
-              <w:t>2.0853</w:t>
+              <w:t>2.085</w:t>
             </w:r>
           </w:p>
         </w:tc>
@@ -18886,7 +18886,7 @@
                 <w:sz w:val="20"/>
                 <w:szCs w:val="20"/>
               </w:rPr>
-              <w:t>1.9953</w:t>
+              <w:t>1.995</w:t>
             </w:r>
           </w:p>
         </w:tc>
@@ -19037,7 +19037,7 @@
                 <w:sz w:val="20"/>
                 <w:szCs w:val="20"/>
               </w:rPr>
-              <w:t>22.12</w:t>
+              <w:t>22.120</w:t>
             </w:r>
           </w:p>
         </w:tc>
@@ -19144,7 +19144,7 @@
         <w:jc w:val="both"/>
       </w:pPr>
       <w:r>
-        <w:t>For 5-DoF, the n = 3 sample mean position error is 6.203 ± 0.041 mm (95 % CI [5.900, 6.505] mm, df = 2) and orientation error 0.809° ± 0.003° (95 % CI [0.786, 0.832]°). For 6-DoF, the corresponding values are 8.900 ± 0.023 mm (95 % CI [8.730, 9.070] mm) and 1.329° ± 0.002° (95 % CI [1.314, 1.344]°). For 7-DoF, the n = 3 mean position error is 9.901 ± 0.014 mm (95 % CI [9.802, 10.001] mm) and orientation error 1.722° ± 0.003° (95 % CI [1.702, 1.743]°). In every configuration the standard deviation is below 1 % of the mean and the 95 % CI lies below the corresponding single-task baseline (9.3 mm, 11.0 mm and 10.1 mm respectively); a one-sample t-test (df = 2) confirms statistical separation at p &lt; 0.05 on the position metric for all three configurations. Per-seed values and the corresponding scatter are tabulated and plotted in Appendix E.7.</w:t>
+        <w:t>For 5-DoF, the n = 3 sample mean position error is 6.203 ± 0.041 mm (95 % CI [5.900, 6.505] mm, df = 2) and orientation error 0.809° ± 0.003° (95 % CI [0.786, 0.832]°). For 6-DoF, the corresponding values are 8.900 ± 0.023 mm (95 % CI [8.730, 9.070] mm) and 1.329° ± 0.002° (95 % CI [1.314, 1.344]°). For 7-DoF, the n = 3 mean position error is 9.901 ± 0.014 mm (95 % CI [9.802, 10.001] mm) and orientation error 1.722° ± 0.003° (95 % CI [1.702, 1.743]°). In every configuration the standard deviation is below 1 % of the mean and the 95 % CI lies below the corresponding single-task baseline (9.300 mm, 11.000 mm and 10.100 mm respectively); a one-sample t-test (df = 2) confirms statistical separation at p &lt; 0.05 on the position metric for all three configurations. Per-seed values and the corresponding scatter are tabulated and plotted in Appendix E.7.</w:t>
       </w:r>
       <w:proofErr w:type="spellStart"/>
       <w:proofErr w:type="spellEnd"/>
@@ -19331,16 +19331,10 @@
         <w:ind w:firstLine="720"/>
       </w:pPr>
       <w:r>
-        <w:t xml:space="preserve">The figure compares position error for each </w:t>
+        <w:t>The figure compares mean Euclidean position error for each DoF configuration across the three model variants. The Adapted (best) bar reports the n = 3 mean over seeds 42, 1 and 2; the n = 3 standard deviations are below 1 % of the mean in every configuration (Table 5.1, Appendix E.7) and are omitted from the bar chart for visual clarity. The Single-task and Meta-kinematics bars are point estimates from a single fixed seed (42).</w:t>
       </w:r>
       <w:proofErr w:type="spellStart"/>
-      <w:r>
-        <w:t>DoF</w:t>
-      </w:r>
       <w:proofErr w:type="spellEnd"/>
-      <w:r>
-        <w:t xml:space="preserve"> configuration across the single-task, shared meta-kinematics, and adapted meta-kinematics models. The Adapted (best) bar reports the mean over n = 3 random seeds, 42, 1, and 2, with the standard-deviation error bar. The Single-task and Meta-kinematics results use a single fixed seed, 42.</w:t>
-      </w:r>
     </w:p>
     <w:p>
       <w:pPr>
@@ -19507,19 +19501,10 @@
         <w:ind w:firstLine="720"/>
       </w:pPr>
       <w:r>
-        <w:t xml:space="preserve">The figure compares orientation error for each </w:t>
+        <w:t>The figure compares mean orientation error for each DoF configuration across the three model variants. The Adapted (best) bar reports the n = 3 mean over seeds 42, 1 and 2; the n = 3 standard deviations are below 0.4 % of the mean in every configuration (Table 5.1, Appendix E.7) and are omitted from the bar chart for visual clarity. The Single-task and Meta-kinematics bars are point estimates from a single fixed seed (42).</w:t>
       </w:r>
       <w:proofErr w:type="spellStart"/>
-      <w:r>
-        <w:t>DoF</w:t>
-      </w:r>
       <w:proofErr w:type="spellEnd"/>
-      <w:r>
-        <w:t xml:space="preserve"> configuration across the single-task, shared meta-kinematics, and adapted meta-kinematics models. The Adapted (best) bar reports the mean over n = 3 random seeds, 42, 1, and 2, with the standard-deviation error bar. The Single-task and Meta-kinematics results use a single fixed seed, 42</w:t>
-      </w:r>
-      <w:r>
-        <w:t>.</w:t>
-      </w:r>
     </w:p>
     <w:p>
       <w:pPr>
@@ -19542,7 +19527,7 @@
         <w:rPr>
           <w:color w:val="1A1A1A"/>
         </w:rPr>
-        <w:t>The training-time column of Table 5.1 highlights the practical advantage of the proposed framework. Adaptation reduces wall-clock training time from 1.873 h to 0.365 h in the 5 DoF case (a reduction of 80.5 %), from 4.973 h to 0.363 h in the 6 DoF case (a reduction of 92.7 %) and from 22.12 h to 0.111 h in the 7 DoF case (a reduction of 99.5 %, a 200× speed-up), while reducing position error below the single-task baseline on all three configurations. These reductions are the most pronounced expression of the meta-kinematics framework's engineering value: when the target configuration is expensive to train from scratch, as the 7 DoF case is, owing to its larger configuration space, the one-off cost of training a shared meta-kinematics model is rapidly amortised across successive adaptations.</w:t>
+        <w:t>The training-time column of Table 5.1 highlights the practical advantage of the proposed framework. Adaptation reduces wall-clock training time from 1.873 h to 0.365 h in the 5 DoF case (a reduction of 80.5 %), from 4.973 h to 0.363 h in the 6 DoF case (a reduction of 92.7 %) and from 22.120 h to 0.111 h in the 7 DoF case (a reduction of 99.5 %, a 200× speed-up), while reducing position error below the single-task baseline on all three configurations. These reductions are the most pronounced expression of the meta-kinematics framework's engineering value: when the target configuration is expensive to train from scratch, as the 7 DoF case is, owing to its larger configuration space, the one-off cost of training a shared meta-kinematics model is rapidly amortised across successive adaptations.</w:t>
       </w:r>
       <w:proofErr w:type="spellStart"/>
       <w:proofErr w:type="spellEnd"/>
@@ -19565,92 +19550,20 @@
         <w:rPr>
           <w:color w:val="1A1A1A"/>
         </w:rPr>
-        <w:t xml:space="preserve">To make the </w:t>
+        <w:t>To make the amortised-cost argument precise, it is useful to compare the total cost of supporting all three configurations under both protocols. Under the single-task protocol, training one ResMLP per configuration totals 1.87 + 4.97 + 22.12 = 28.960 hr. Under the meta-kinematics protocol, the shared Stage-2 model is trained once at 1.160 hr and adapted three times at 0.365 + 0.363 + 0.111 = 0.840 hr, for a total of 2.000 hr, a 93.1% reduction in aggregate wall-clock cost (Table 5.2). The shared training cost is amortised across as many adaptations as needed: every additional configuration costs at most one further short adaptation run, so the framework's relative advantage grows with the number of configurations supported.</w:t>
       </w:r>
       <w:proofErr w:type="spellStart"/>
-      <w:r>
-        <w:rPr>
-          <w:color w:val="1A1A1A"/>
-        </w:rPr>
-        <w:t>amortised</w:t>
-      </w:r>
       <w:proofErr w:type="spellEnd"/>
-      <w:r>
-        <w:rPr>
-          <w:color w:val="1A1A1A"/>
-        </w:rPr>
-        <w:t xml:space="preserve">-cost argument precise, it is useful to compare the total cost of supporting all three configurations under both protocols. Under the single-task protocol, training one </w:t>
-      </w:r>
       <w:proofErr w:type="spellStart"/>
-      <w:r>
-        <w:rPr>
-          <w:color w:val="1A1A1A"/>
-        </w:rPr>
-        <w:t>ResMLP</w:t>
-      </w:r>
       <w:proofErr w:type="spellEnd"/>
-      <w:r>
-        <w:rPr>
-          <w:color w:val="1A1A1A"/>
-        </w:rPr>
-        <w:t xml:space="preserve"> per configuration totals 1.87 + 4.97 + 22.12 = 28.96 hr. Under the meta-kinematics protocol, the shared Stage-2 model is trained once at 1.16 </w:t>
-      </w:r>
       <w:proofErr w:type="spellStart"/>
-      <w:r>
-        <w:rPr>
-          <w:color w:val="1A1A1A"/>
-        </w:rPr>
-        <w:t>hr</w:t>
-      </w:r>
       <w:proofErr w:type="spellEnd"/>
-      <w:r>
-        <w:rPr>
-          <w:color w:val="1A1A1A"/>
-        </w:rPr>
-        <w:t xml:space="preserve"> and adapted three times at 0.365 + 0.363 + 0.111 = 0.84 </w:t>
-      </w:r>
       <w:proofErr w:type="spellStart"/>
-      <w:r>
-        <w:rPr>
-          <w:color w:val="1A1A1A"/>
-        </w:rPr>
-        <w:t>hr</w:t>
-      </w:r>
       <w:proofErr w:type="spellEnd"/>
-      <w:r>
-        <w:rPr>
-          <w:color w:val="1A1A1A"/>
-        </w:rPr>
-        <w:t xml:space="preserve">, for a total of 2.00 </w:t>
-      </w:r>
       <w:proofErr w:type="spellStart"/>
-      <w:r>
-        <w:rPr>
-          <w:color w:val="1A1A1A"/>
-        </w:rPr>
-        <w:t>hr</w:t>
-      </w:r>
       <w:proofErr w:type="spellEnd"/>
-      <w:r>
-        <w:rPr>
-          <w:color w:val="1A1A1A"/>
-        </w:rPr>
-        <w:t xml:space="preserve">, a 93.1% reduction in aggregate wall-clock cost (Table 5.2). The shared training cost is </w:t>
-      </w:r>
       <w:proofErr w:type="spellStart"/>
-      <w:r>
-        <w:rPr>
-          <w:color w:val="1A1A1A"/>
-        </w:rPr>
-        <w:t>amortised</w:t>
-      </w:r>
       <w:proofErr w:type="spellEnd"/>
-      <w:r>
-        <w:rPr>
-          <w:color w:val="1A1A1A"/>
-        </w:rPr>
-        <w:t xml:space="preserve"> across as many adaptations as needed: every additional configuration costs at most one further short adaptation run, so the framework's relative advantage grows with the number of configurations supported.</w:t>
-      </w:r>
     </w:p>
     <w:p>
       <w:pPr>
@@ -21935,7 +21848,7 @@
                 <w:sz w:val="20"/>
                 <w:szCs w:val="20"/>
               </w:rPr>
-              <w:t>6.2</w:t>
+              <w:t>6.200</w:t>
             </w:r>
           </w:p>
         </w:tc>
@@ -21967,7 +21880,7 @@
                 <w:sz w:val="20"/>
                 <w:szCs w:val="20"/>
               </w:rPr>
-              <w:t>6.2</w:t>
+              <w:t>6.200</w:t>
             </w:r>
           </w:p>
         </w:tc>
@@ -21999,7 +21912,7 @@
                 <w:sz w:val="20"/>
                 <w:szCs w:val="20"/>
               </w:rPr>
-              <w:t>9.3</w:t>
+              <w:t>9.300</w:t>
             </w:r>
           </w:p>
         </w:tc>
@@ -22083,7 +21996,7 @@
                 <w:sz w:val="20"/>
                 <w:szCs w:val="20"/>
               </w:rPr>
-              <w:t>0.8036</w:t>
+              <w:t>0.804</w:t>
             </w:r>
           </w:p>
         </w:tc>
@@ -22112,7 +22025,7 @@
                 <w:sz w:val="20"/>
                 <w:szCs w:val="20"/>
               </w:rPr>
-              <w:t>0.5506</w:t>
+              <w:t>0.551</w:t>
             </w:r>
           </w:p>
         </w:tc>
@@ -22141,7 +22054,7 @@
                 <w:sz w:val="20"/>
                 <w:szCs w:val="20"/>
               </w:rPr>
-              <w:t>1.2039</w:t>
+              <w:t>1.204</w:t>
             </w:r>
           </w:p>
         </w:tc>
@@ -22430,7 +22343,7 @@
                 <w:sz w:val="20"/>
                 <w:szCs w:val="20"/>
               </w:rPr>
-              <w:t>9.0</w:t>
+              <w:t>9.000</w:t>
             </w:r>
           </w:p>
         </w:tc>
@@ -22462,7 +22375,7 @@
                 <w:sz w:val="20"/>
                 <w:szCs w:val="20"/>
               </w:rPr>
-              <w:t>18.6</w:t>
+              <w:t>18.600</w:t>
             </w:r>
           </w:p>
         </w:tc>
@@ -22494,7 +22407,7 @@
                 <w:sz w:val="20"/>
                 <w:szCs w:val="20"/>
               </w:rPr>
-              <w:t>11.0</w:t>
+              <w:t>11.000</w:t>
             </w:r>
           </w:p>
         </w:tc>
@@ -22578,7 +22491,7 @@
                 <w:sz w:val="20"/>
                 <w:szCs w:val="20"/>
               </w:rPr>
-              <w:t>1.3385</w:t>
+              <w:t>1.339</w:t>
             </w:r>
           </w:p>
         </w:tc>
@@ -22607,7 +22520,7 @@
                 <w:sz w:val="20"/>
                 <w:szCs w:val="20"/>
               </w:rPr>
-              <w:t>1.7328</w:t>
+              <w:t>1.733</w:t>
             </w:r>
           </w:p>
         </w:tc>
@@ -22636,7 +22549,7 @@
                 <w:sz w:val="20"/>
                 <w:szCs w:val="20"/>
               </w:rPr>
-              <w:t>1.7136</w:t>
+              <w:t>1.714</w:t>
             </w:r>
           </w:p>
         </w:tc>
@@ -22925,7 +22838,7 @@
                 <w:sz w:val="20"/>
                 <w:szCs w:val="20"/>
               </w:rPr>
-              <w:t>9.9</w:t>
+              <w:t>9.900</w:t>
             </w:r>
           </w:p>
         </w:tc>
@@ -22957,7 +22870,7 @@
                 <w:sz w:val="20"/>
                 <w:szCs w:val="20"/>
               </w:rPr>
-              <w:t>26.5</w:t>
+              <w:t>26.500</w:t>
             </w:r>
           </w:p>
         </w:tc>
@@ -22989,7 +22902,7 @@
                 <w:sz w:val="20"/>
                 <w:szCs w:val="20"/>
               </w:rPr>
-              <w:t>10.1</w:t>
+              <w:t>10.100</w:t>
             </w:r>
           </w:p>
         </w:tc>
@@ -23073,7 +22986,7 @@
                 <w:sz w:val="20"/>
                 <w:szCs w:val="20"/>
               </w:rPr>
-              <w:t>1.7104</w:t>
+              <w:t>1.710</w:t>
             </w:r>
           </w:p>
         </w:tc>
@@ -23102,7 +23015,7 @@
                 <w:sz w:val="20"/>
                 <w:szCs w:val="20"/>
               </w:rPr>
-              <w:t>4.2800</w:t>
+              <w:t>4.280</w:t>
             </w:r>
           </w:p>
         </w:tc>
@@ -23131,7 +23044,7 @@
                 <w:sz w:val="20"/>
                 <w:szCs w:val="20"/>
               </w:rPr>
-              <w:t>2.0853</w:t>
+              <w:t>2.085</w:t>
             </w:r>
           </w:p>
         </w:tc>
@@ -23318,7 +23231,7 @@
                 <w:sz w:val="20"/>
                 <w:szCs w:val="20"/>
               </w:rPr>
-              <w:t>22.12</w:t>
+              <w:t>22.120</w:t>
             </w:r>
           </w:p>
         </w:tc>
@@ -23339,7 +23252,7 @@
         <w:rPr>
           <w:color w:val="1A1A1A"/>
         </w:rPr>
-        <w:t>The Ablation B results, now populated for all three DoF configurations, reveal a consistent DoF-scaling pattern. For the 5-DoF configuration, random-init adaptation at the matched 0.365 hr budget reaches 6.2 mm / 0.55°, essentially tied with the from-shared mean of 6.2 mm / 0.81° on position and even marginally better on orientation. For 6-DoF the gap opens up substantially: random-init reaches 18.6 mm / 1.73°, more than two times worse than the from-shared 8.9 mm / 1.33° at the same 0.363 hr budget. For 7-DoF, the gap widens further: random-init reaches 26.5 mm / 4.28° at the matched 0.111 hr budget, 2.7 times worse on position and 2.5 times worse on orientation than the from-shared headline of 9.9 mm / 1.72°. This pattern is internally consistent with the data-efficiency curves of Figure 5.7 and ties the two ablations into one finding: the shared meta-kinematics representation is most valuable where it is most needed. For 5-DoF, K = 50 000 support samples cover the (relatively small) configuration space densely enough that even random-init adaptation can recover the per-DoF mapping within the matched wall-clock budget, the shared representation does not provide a competitive advantage in this regime. For 6-DoF and especially 7-DoF, the configuration space is large relative to K = 50 000, the model is in the data-limited regime, and the shared meta-kinematics initialisation provides a structural prior without which the adapter cannot converge inside the matched budget. The wall-clock reductions reported in Table 5.1 (80.5 % for 5-DoF, 92.7 % for 6-DoF and 99.5 % for 7-DoF, all relative to single-task training) are therefore a composite advantage with two distinct contributions: the adaptation protocol itself (mask conditioning, support-set early-stopping) accounts for the 5-DoF saving, while the shared meta-kinematics initialisation is the dominant source of the 6- and 7-DoF savings. Both contributions are necessary; neither alone reproduces the headline pattern across all three configurations.</w:t>
+        <w:t>The Ablation B results, now populated for all three DoF configurations, reveal a consistent DoF-scaling pattern. For the 5-DoF configuration, random-init adaptation at the matched 0.365 hr budget reaches 6.200 mm / 0.550°, essentially tied with the from-shared mean of 6.200 mm / 0.810° on position and even marginally better on orientation. For 6-DoF the gap opens up substantially: random-init reaches 18.600 mm / 1.730°, more than two times worse than the from-shared 8.900 mm / 1.330° at the same 0.363 hr budget. For 7-DoF, the gap widens further: random-init reaches 26.500 mm / 4.280° at the matched 0.111 hr budget, 2.7 times worse on position and 2.5 times worse on orientation than the from-shared headline of 9.900 mm / 1.720°. This pattern is internally consistent with the data-efficiency curves of Figure 5.7 and ties the two ablations into one finding: the shared meta-kinematics representation is most valuable where it is most needed. For 5-DoF, K = 50 000 support samples cover the (relatively small) configuration space densely enough that even random-init adaptation can recover the per-DoF mapping within the matched wall-clock budget, the shared representation does not provide a competitive advantage in this regime. For 6-DoF and especially 7-DoF, the configuration space is large relative to K = 50 000, the model is in the data-limited regime, and the shared meta-kinematics initialisation provides a structural prior without which the adapter cannot converge inside the matched budget. The wall-clock reductions reported in Table 5.1 (80.5 % for 5-DoF, 92.7 % for 6-DoF and 99.5 % for 7-DoF, all relative to single-task training) are therefore a composite advantage with two distinct contributions: the adaptation protocol itself (mask conditioning, support-set early-stopping) accounts for the 5-DoF saving, while the shared meta-kinematics initialisation is the dominant source of the 6- and 7-DoF savings. Both contributions are necessary; neither alone reproduces the headline pattern across all three configurations.</w:t>
       </w:r>
       <w:proofErr w:type="spellStart"/>
       <w:proofErr w:type="spellEnd"/>
@@ -23448,7 +23361,7 @@
         <w:rPr>
           <w:color w:val="1A1A1A"/>
         </w:rPr>
-        <w:t>Table 5.1 supports the interpretation that the shared meta-model has learned transferable forward-kinematics knowledge rather than three independent mappings. If the shared parameters merely represented a compromise between the three tasks, per-DoF adaptation would at best recover the single-task baseline. Instead, adaptation improves over the baseline reproducibly across all three seeds and all three DoF configurations, indicating that fine-tuning exploits a useful prior established during shared training. The 7-DoF case is also where the adaptation delivers its largest wall-clock saving: at 0.111 hr per-DoF, the n = 3 mean (9.901 ± 0.014 mm / 1.722° ± 0.003°) sits below the single-task baseline (10.1 mm / 2.085°) reached only after 22.12 hr of single-task training.</w:t>
+        <w:t>Table 5.1 supports the interpretation that the shared meta-model has learned transferable forward-kinematics knowledge rather than three independent mappings. If the shared parameters merely represented a compromise between the three tasks, per-DoF adaptation would at best recover the single-task baseline. Instead, adaptation improves over the baseline reproducibly across all three seeds and all three DoF configurations, indicating that fine-tuning exploits a useful prior established during shared training. The 7-DoF case is also where the adaptation delivers its largest wall-clock saving: at 0.111 hr per-DoF, the n = 3 mean (9.901 ± 0.014 mm / 1.722° ± 0.003°) sits below the single-task baseline (10.100 mm / 2.085°) reached only after 22.120 hr of single-task training.</w:t>
       </w:r>
       <w:proofErr w:type="spellStart"/>
       <w:proofErr w:type="spellEnd"/>
@@ -23469,7 +23382,7 @@
         <w:rPr>
           <w:color w:val="1A1A1A"/>
         </w:rPr>
-        <w:t>The 7-DoF case is also where the shared model's accuracy is closest to the single-task baseline (10.9 mm versus 10.1 mm), readable as a small price paid for the shared parameterisation. Per-DoF adaptation closes that gap consistently across all three seeds, giving an n = 3 mean of 9.901 ± 0.014 mm, with a 95 % CI of [9.802, 10.001] mm that lies below the single-task baseline. These observations suggest the shared backbone captures the kinematic structure common across configurations, while the per-DoF stage encodes task-specific refinements that the shared parameters cannot represent in full; the ablations of Section 5.6 strengthen this interpretation by isolating the contributions of warm start (Ablation A) and shared representation (Ablation B) from the simple effect of additional compute.</w:t>
+        <w:t>The 7-DoF case is also where the shared model's accuracy is closest to the single-task baseline (10.900 mm versus 10.100 mm), readable as a small price paid for the shared parameterisation. Per-DoF adaptation closes that gap consistently across all three seeds, giving an n = 3 mean of 9.901 ± 0.014 mm, with a 95 % CI of [9.802, 10.001] mm that lies below the single-task baseline. These observations suggest the shared backbone captures the kinematic structure common across configurations, while the per-DoF stage encodes task-specific refinements that the shared parameters cannot represent in full; the ablations of Section 5.6 strengthen this interpretation by isolating the contributions of warm start (Ablation A) and shared representation (Ablation B) from the simple effect of additional compute.</w:t>
       </w:r>
       <w:proofErr w:type="spellStart"/>
       <w:proofErr w:type="spellEnd"/>
@@ -23784,7 +23697,7 @@
         <w:rPr>
           <w:color w:val="1A1A1A"/>
         </w:rPr>
-        <w:t>The most consequential engineering result is the combination of below-baseline accuracy and 200 times wall-clock advantage at 7-DoF: at the matched 0.111 hr per-DoF adaptation budget, the adapted meta-kinematics model reaches a position error of 9.901 ± 0.014 mm (n = 3 mean, 95 % CI [9.802, 10.001] mm), below the single-task baseline of 10.1 mm, while the single-task model requires 22.12 hr to reach equivalent accuracy. The Ablation B results in Section 5.6.2 sharpen this: the 99.5 % saving for 7-DoF is specifically driven by the shared meta-kinematics initialisation; at the matched budget, an otherwise-identical adaptation run from random initialisation reaches only 26.5 mm / 4.28°, well above the headline 9.9 mm / 1.72°. The 80.5 % saving for 5-DoF is, by contrast, largely attributable to the adaptation protocol itself (mask conditioning + early stopping on a small support set), since random-init adaptation matches the from-shared accuracy at the same wall-clock budget. The two contributions of the framework, the cross-DoF shared representation and the per-DoF adaptation protocol, are therefore complementary, with the shared representation becoming progressively more decisive as the active-DoF count grows. In a development workflow that has to support multiple DoF configurations of the same robot, e.g. when distal joints are locked for a constrained task or a joint is intentionally disabled, the framework converts a series of long, independent training jobs into one shared training run followed by a sequence of short adaptations.</w:t>
+        <w:t>The most consequential engineering result is the combination of below-baseline accuracy and 200 times wall-clock advantage at 7-DoF: at the matched 0.111 hr per-DoF adaptation budget, the adapted meta-kinematics model reaches a position error of 9.901 ± 0.014 mm (n = 3 mean, 95 % CI [9.802, 10.001] mm), below the single-task baseline of 10.100 mm, while the single-task model requires 22.120 hr to reach equivalent accuracy. The Ablation B results in Section 5.6.2 sharpen this: the 99.5 % saving for 7-DoF is specifically driven by the shared meta-kinematics initialisation; at the matched budget, an otherwise-identical adaptation run from random initialisation reaches only 26.500 mm / 4.280°, well above the headline 9.900 mm / 1.720°. The 80.5 % saving for 5-DoF is, by contrast, largely attributable to the adaptation protocol itself (mask conditioning + early stopping on a small support set), since random-init adaptation matches the from-shared accuracy at the same wall-clock budget. The two contributions of the framework, the cross-DoF shared representation and the per-DoF adaptation protocol, are therefore complementary, with the shared representation becoming progressively more decisive as the active-DoF count grows. In a development workflow that has to support multiple DoF configurations of the same robot, e.g. when distal joints are locked for a constrained task or a joint is intentionally disabled, the framework converts a series of long, independent training jobs into one shared training run followed by a sequence of short adaptations.</w:t>
       </w:r>
       <w:proofErr w:type="spellStart"/>
       <w:proofErr w:type="spellEnd"/>
@@ -24086,7 +23999,7 @@
         <w:rPr>
           <w:color w:val="1A1A1A"/>
         </w:rPr>
-        <w:t>A fully head-to-head numerical comparison against the SE(3)-aware works on the present forward-kinematics task is non-trivial: each targets a different input modality and output objective (pose-from-pixels, IK rather than FK, or different robots), and porting them to the iiwa 14 cross-DoF setting lies beyond the scope of this submission. The 6.2–9.9 mm mean Euclidean position errors and 0.81–1.72° mean orientation errors achieved by the adapted meta-kinematics models on the iiwa 14 sit within the band of recent learning-based kinematic models on comparable serial manipulators, while additionally supporting transfer across multiple DoF configurations of the same arm, a property that the cited prior works do not attempt to provide. A full apples-to-apples comparison is identified in Section 7.3 as a planned journal extension.</w:t>
+        <w:t>A fully head-to-head numerical comparison against the SE(3)-aware works on the present forward-kinematics task is non-trivial: each targets a different input modality and output objective (pose-from-pixels, IK rather than FK, or different robots), and porting them to the iiwa 14 cross-DoF setting lies beyond the scope of this submission. The 6.200–9.900 mm mean Euclidean position errors and 0.81–1.720° mean orientation errors achieved by the adapted meta-kinematics models on the iiwa 14 sit within the band of recent learning-based kinematic models on comparable serial manipulators, while additionally supporting transfer across multiple DoF configurations of the same arm, a property that the cited prior works do not attempt to provide. A full apples-to-apples comparison is identified in Section 7.3 as a planned journal extension.</w:t>
       </w:r>
       <w:proofErr w:type="spellStart"/>
       <w:proofErr w:type="spellEnd"/>
@@ -24378,7 +24291,7 @@
         <w:rPr>
           <w:color w:val="1A1A1A"/>
         </w:rPr>
-        <w:t>Each of the four project aims set out in Section 1.3 has been addressed. Aim 1 (accurate FK models for 5, 6 and 7 DoF) is delivered in Section 5.1, where the single-task ResMLP baselines achieve position errors below 11.0 mm and orientation errors below 2.1° on held-out test data. Aim 2 (one shared multi-task FK model) is delivered in Section 5.2, where the shared model improves on the single-task baselines in two of three configurations (5- and 6-DoF) and is within 0.8 mm of the baseline on the third (7-DoF). Aim 3 (per-DoF adaptation improves the shared model) is delivered in Sections 5.3 and 5.4: adaptation reduces error below the single-task baseline on all three configurations (n = 3 95 % CI below the baseline; one-sample t-test p &lt; 0.05 on the position metric) at a 200× wall-clock advantage on 7-DoF. Aim 4 (comparing performance across DoF settings) is delivered in Sections 5.4 and 5.5, where position error, orientation error and wall-clock time are reported jointly for all three configurations and all three model variants.</w:t>
+        <w:t>Each of the four project aims set out in Section 1.3 has been addressed. Aim 1 (accurate FK models for 5, 6 and 7 DoF) is delivered in Section 5.1, where the single-task ResMLP baselines achieve position errors below 11.000 mm and orientation errors below 2.100° on held-out test data. Aim 2 (one shared multi-task FK model) is delivered in Section 5.2, where the shared model improves on the single-task baselines in two of three configurations (5- and 6-DoF) and is within 0.800 mm of the baseline on the third (7-DoF). Aim 3 (per-DoF adaptation improves the shared model) is delivered in Sections 5.3 and 5.4: adaptation reduces error below the single-task baseline on all three configurations (n = 3 95 % CI below the baseline; one-sample t-test p &lt; 0.05 on the position metric) at a 200× wall-clock advantage on 7-DoF. Aim 4 (comparing performance across DoF settings) is delivered in Sections 5.4 and 5.5, where position error, orientation error and wall-clock time are reported jointly for all three configurations and all three model variants.</w:t>
       </w:r>
       <w:proofErr w:type="spellStart"/>
       <w:proofErr w:type="spellEnd"/>
@@ -30804,16 +30717,9 @@
                 <w:sz w:val="20"/>
                 <w:szCs w:val="20"/>
               </w:rPr>
-              <w:t>std_floor_q</w:t>
+              <w:t>std_floor_q = 1.000° equivalent. Not used in FK, the work reported here is FK only</w:t>
             </w:r>
             <w:proofErr w:type="spellEnd"/>
-            <w:r>
-              <w:rPr>
-                <w:sz w:val="20"/>
-                <w:szCs w:val="20"/>
-              </w:rPr>
-              <w:t xml:space="preserve"> = 1.0° equivalent. Not used in FK, the work reported here is FK only</w:t>
-            </w:r>
           </w:p>
         </w:tc>
       </w:tr>
@@ -32823,16 +32729,9 @@
                 <w:sz w:val="20"/>
                 <w:szCs w:val="20"/>
               </w:rPr>
-              <w:t xml:space="preserve">22.12 </w:t>
+              <w:t>22.120 hr</w:t>
             </w:r>
             <w:proofErr w:type="spellStart"/>
-            <w:r>
-              <w:rPr>
-                <w:sz w:val="20"/>
-                <w:szCs w:val="20"/>
-              </w:rPr>
-              <w:t>hr</w:t>
-            </w:r>
             <w:proofErr w:type="spellEnd"/>
           </w:p>
         </w:tc>

--- a/original/ext_script/scripts/train/report_resources/report_drafts/FYP_Report_2_Chissanupong_2881058__Final_checkpoint_v2.docx
+++ b/original/ext_script/scripts/train/report_resources/report_drafts/FYP_Report_2_Chissanupong_2881058__Final_checkpoint_v2.docx
@@ -11668,62 +11668,14 @@
         <w:rPr>
           <w:color w:val="1A1A1A"/>
         </w:rPr>
-        <w:t xml:space="preserve">In contrast with the cross-platform policy and dynamics literature, the present project focuses on forward kinematics across related configurations of the same robot. Rather than cross-platform transfer, it asks whether a single shared kinematic representation can support the 5-, 6- and 7-DoF configurations of the KUKA </w:t>
+        <w:t>In contrast with the cross-platform policy and dynamics literature, the present project focuses on forward kinematics across related configurations of the same robot. Rather than cross-platform transfer, it asks whether a single shared kinematic representation can support the 5-, 6- and 7-DoF configurations of the KUKA iiwa 14, and whether short per-DoF adaptation can maximise the value of the learned kinematic structure by producing task-specific models cheaply. Three features distinguish this work from the cited literature. First, the input modality is direct joint values rather than visual observations, so the kinematic mapping is studied without confounding from a perception module. Second, the variation across tasks is the active-DoF count of one physical robot, not the embodiment itself; the kinematic chain is therefore strictly nested across the three tasks, an inductive prior that the shared parameterisation can exploit. Third, the transfer mechanism is a short per-task fine-tuning stage rather than an episodic policy-adaptation routine, which aligns the present setup with the supervised-fine-tuning leg of the meta-learning literature [6] while keeping the evaluation purely kinematic. The study complements prior transfer- and meta-learning work by isolating the forward-kinematics component and studying its transferability as a stand-alone problem on one well-characterised manipulator.</w:t>
       </w:r>
       <w:proofErr w:type="spellStart"/>
-      <w:r>
-        <w:rPr>
-          <w:color w:val="1A1A1A"/>
-        </w:rPr>
-        <w:t>iiwa</w:t>
-      </w:r>
       <w:proofErr w:type="spellEnd"/>
-      <w:r>
-        <w:rPr>
-          <w:color w:val="1A1A1A"/>
-        </w:rPr>
-        <w:t xml:space="preserve"> 14, and whether short per-</w:t>
-      </w:r>
       <w:proofErr w:type="spellStart"/>
-      <w:r>
-        <w:rPr>
-          <w:color w:val="1A1A1A"/>
-        </w:rPr>
-        <w:t>DoF</w:t>
-      </w:r>
       <w:proofErr w:type="spellEnd"/>
-      <w:r>
-        <w:rPr>
-          <w:color w:val="1A1A1A"/>
-        </w:rPr>
-        <w:t xml:space="preserve"> adaptation can </w:t>
-      </w:r>
       <w:proofErr w:type="spellStart"/>
-      <w:r>
-        <w:rPr>
-          <w:color w:val="1A1A1A"/>
-        </w:rPr>
-        <w:t>maximise</w:t>
-      </w:r>
       <w:proofErr w:type="spellEnd"/>
-      <w:r>
-        <w:rPr>
-          <w:color w:val="1A1A1A"/>
-        </w:rPr>
-        <w:t xml:space="preserve"> the value of the learned kinematic structure by producing task-specific models cheaply. The study complements prior transfer- and meta-learning work by isolating the forward-kinematics component and studying its transferability as a stand-alone problem on one well-</w:t>
-      </w:r>
-      <w:r>
-        <w:rPr>
-          <w:color w:val="1A1A1A"/>
-        </w:rPr>
-        <w:t>characterized</w:t>
-      </w:r>
-      <w:r>
-        <w:rPr>
-          <w:color w:val="1A1A1A"/>
-        </w:rPr>
-        <w:t xml:space="preserve"> manipulator.</w:t>
-      </w:r>
     </w:p>
     <w:p>
       <w:r>
@@ -13508,50 +13460,14 @@
         <w:rPr>
           <w:color w:val="1A1A1A"/>
         </w:rPr>
-        <w:t xml:space="preserve">The strategy underlying the three stages is that the 5-, 6- and 7-DoF configurations share most of their kinematic structure, and that this shared structure can be captured by one set of parameters and then </w:t>
+        <w:t>The strategy underlying the three stages is that the 5-, 6- and 7-DoF configurations share most of their kinematic structure, and that this shared structure can be captured by one set of parameters and then specialised cheaply per configuration. Conceptually, Stage 1 establishes per-configuration starting points; Stage 2 produces shared parameters θ that act as a prior over all three tasks, learned jointly under a uniform task-sampling distribution so that no single DoF setting dominates the loss surface; and Stage 3 specialises θ to each target DoF through a short fine-tuning run with a small learning rate, which can be interpreted as a posterior refinement of the shared prior under the target task's likelihood. This is consistent with the Bayesian meta-learning framing of Ghadirzadeh et al. [6] and with the broader observation that warm-starting from structurally relevant pre-training reduces both the data and the compute required to reach a target accuracy. The pipeline is summarised in Figure 3.1 and detailed in Figure 3.2(b).</w:t>
       </w:r>
       <w:proofErr w:type="spellStart"/>
-      <w:r>
-        <w:rPr>
-          <w:color w:val="1A1A1A"/>
-        </w:rPr>
-        <w:t>specialised</w:t>
-      </w:r>
       <w:proofErr w:type="spellEnd"/>
-      <w:r>
-        <w:rPr>
-          <w:color w:val="1A1A1A"/>
-        </w:rPr>
-        <w:t xml:space="preserve"> cheaply per configuration. Stage 1 produces per-configuration starting points; Stage 2 produces the shared parameters; Stage 3 adapts them to each target </w:t>
-      </w:r>
       <w:proofErr w:type="spellStart"/>
-      <w:r>
-        <w:rPr>
-          <w:color w:val="1A1A1A"/>
-        </w:rPr>
-        <w:t>DoF</w:t>
-      </w:r>
       <w:proofErr w:type="spellEnd"/>
-      <w:r>
-        <w:rPr>
-          <w:color w:val="1A1A1A"/>
-        </w:rPr>
-        <w:t xml:space="preserve">. The pipeline is </w:t>
-      </w:r>
       <w:proofErr w:type="spellStart"/>
-      <w:r>
-        <w:rPr>
-          <w:color w:val="1A1A1A"/>
-        </w:rPr>
-        <w:t>summarised</w:t>
-      </w:r>
       <w:proofErr w:type="spellEnd"/>
-      <w:r>
-        <w:rPr>
-          <w:color w:val="1A1A1A"/>
-        </w:rPr>
-        <w:t xml:space="preserve"> in Figure 3.1 and detailed in Figure 3.2(b).</w:t>
-      </w:r>
     </w:p>
     <w:p>
       <w:pPr>
@@ -16255,7 +16171,7 @@
         <w:rPr>
           <w:color w:val="1A1A1A"/>
         </w:rPr>
-        <w:t>The single-task and shared meta-kinematics conditions in Chapter 5 are run with a fixed random seed (42), which controls parameter initialisation, dataset shuffling and minibatch sampling. The Adapted (best) row of Table 5.1 is reported as a sample mean ± standard deviation over n = 3 random seeds (42, 1, 2), each varying parameter initialisation, support/query split and minibatch sampling while holding the Stage-2 shared checkpoint and hyperparameters fixed. The dataset is identical across runs. The seed protocol and exact values are recorded in Appendix E.3; multi-seed evaluation of Stages 1 and 2 with held-out bootstrap CIs is the first item of the planned journal extension (Section 7.3).</w:t>
+        <w:t>The single-task and shared meta-kinematics conditions in Chapter 5 are run with a fixed random seed (42), which controls parameter initialisation, dataset shuffling and minibatch sampling. The Adapted (best) row of Table 5.1 is reported as a sample mean ± standard deviation over n = 3 random seeds (42, 1, 2), each varying parameter initialisation, support/query split and minibatch sampling while holding the Stage-2 shared checkpoint and hyperparameters fixed. The dataset is identical across runs. The seed protocol and exact values are recorded in Appendix E.3. To support independent reproduction, every reported result is traceable to a deterministic training run: training and adaptation scripts are deterministic given seed and dataset (torch.manual_seed, numpy.random.seed and Python's random.seed are all set at the head of every script); per-step training and validation losses, every saved checkpoint and the held-out test indices are preserved in the project repository; and the generated datasets are released publicly through a HuggingFace dataset repository so that the training pipeline can be reproduced without re-running the Isaac Lab data generation. Multi-seed evaluation of Stages 1 and 2 with held-out bootstrap CIs is the first item of the planned journal extension (Section 7.3).</w:t>
       </w:r>
       <w:proofErr w:type="spellStart"/>
       <w:proofErr w:type="spellEnd"/>
@@ -24205,7 +24121,7 @@
         <w:rPr>
           <w:color w:val="1A1A1A"/>
         </w:rPr>
-        <w:t>Fourth, the seed protocol for Stages 1 and 2 used a single fixed seed (42), and only the Adapted (best) row of Table 5.1 has multi-seed coverage (n = 3 with seeds 42, 1, 2). The 95 % confidence intervals reported in Section 5.4 therefore characterise variability of the adaptation step only. A multi-seed evaluation of all three stages with at least n = 5 seeds, paired tests across matched seeds, and held-out bootstrap 95 % CIs is the first item of the planned journal extension in Section 7.3, alongside the warm-start ablation (Section 5.6.1) and the head-to-head SE(3)-aware comparison (Section 6.3).</w:t>
+        <w:t>Fourth, the seed protocol for Stages 1 and 2 used a single fixed seed (42), and only the Adapted (best) row of Table 5.1 has multi-seed coverage (n = 3 with seeds 42, 1, 2). The 95 % confidence intervals reported in Section 5.4 therefore characterise variability of the adaptation step only. A multi-seed evaluation of all three stages with at least n = 5 seeds, paired tests across matched seeds, and held-out bootstrap 95 % CIs is the first item of the planned journal extension in Section 7.3, alongside the warm-start ablation (Section 5.6.1) and the head-to-head SE(3)-aware comparison (Section 6.3). Real-robot validation of the trained models, although a natural next step in a broader robotics study, is outside the scope of this report by project agreement: the present work is a kinematic-learning study focused on the software side of the meta-learning pipeline, and physical-hardware experiments on the iiwa 14 were not available within the academic-year timeline. The simulation evaluation reported here is therefore the primary mode of validation, supported by the deterministic Isaac Lab dataset generation described in Section 4.3 and the public release of the data and code.</w:t>
       </w:r>
       <w:proofErr w:type="gramStart"/>
       <w:proofErr w:type="gramEnd"/>
@@ -34587,22 +34503,10 @@
         <w:rPr>
           <w:color w:val="1A1A1A"/>
         </w:rPr>
-        <w:t xml:space="preserve">The simulated datasets used in this study were generated from the publicly available KUKA </w:t>
+        <w:t>The simulated datasets used in this study were generated from the publicly available KUKA iiwa 14 URDF supplied with Isaac Lab. To support independent reproduction, the project artefacts are released through three public-or-by-request channels: (i) all training, adaptation, evaluation and figure-generation scripts are available in the project Git repository (containing every per-stage training script, the Stage-2 shared checkpoint, the hyperparameter logs and the tier-4 experiment outputs in machine-readable form); (ii) the four sub-sampled training datasets for the 5-, 6- and 7-DoF configurations of the iiwa 14 are published as a HuggingFace dataset repository, sized to fit within ordinary research-network bandwidth; and (iii) the trained best-checkpoints for every headline experiment in Table 5.1 are mirrored as a HuggingFace model repository, allowing readers to evaluate the headline numbers on alternative test sets without retraining. The exact commit hash, environment lock file and run configuration used for each result reported in this document are listed in the project README and quoted at the head of every saved log file, so that any single result can be traced back to the run that produced it.</w:t>
       </w:r>
       <w:proofErr w:type="spellStart"/>
-      <w:r>
-        <w:rPr>
-          <w:color w:val="1A1A1A"/>
-        </w:rPr>
-        <w:t>iiwa</w:t>
-      </w:r>
       <w:proofErr w:type="spellEnd"/>
-      <w:r>
-        <w:rPr>
-          <w:color w:val="1A1A1A"/>
-        </w:rPr>
-        <w:t xml:space="preserve"> 14 URDF supplied with Isaac Lab. The datasets and the trained model checkpoints are available from the author on reasonable request, subject to the file-size limits of the University’s research data repository. The exact commit hash, environment lock file and run configuration used for each result reported in this document are listed in the project README and quoted at the head of every saved log file, so that any single result can be traced back to the run that produced it.</w:t>
-      </w:r>
     </w:p>
     <w:p>
       <w:pPr>

--- a/original/ext_script/scripts/train/report_resources/report_drafts/FYP_Report_2_Chissanupong_2881058__Final_checkpoint_v2.docx
+++ b/original/ext_script/scripts/train/report_resources/report_drafts/FYP_Report_2_Chissanupong_2881058__Final_checkpoint_v2.docx
@@ -2415,7 +2415,7 @@
         <w:rPr>
           <w:color w:val="1A1A1A"/>
         </w:rPr>
-        <w:t>On held-out test data, the shared meta-kinematics model achieves position errors from 6.800 mm to 10.900 mm and orientation errors from 0.910° to 2.000° across the three configurations. Per-DoF adaptation further reduces these errors below the single-task baselines on all three configurations, with n = 3 mean position errors of 6.203 ± 0.041 mm (5-DoF), 8.900 ± 0.023 mm (6-DoF) and 9.901 ± 0.014 mm (7-DoF), and orientation errors of 0.809°, 1.329° and 1.722° respectively. In each configuration the 95 % confidence interval lies below the corresponding single-task baseline (one-sample t-test, p &lt; 0.05). Adaptation also reduces wall-clock training time by 80.5 %, 92.7 % and 99.5 %, replacing 1.870–22.120 hr of single-task training with 0.111–0.365 hr of per-DoF fine-tuning.</w:t>
+        <w:t>On held-out test data, the shared meta-kinematics model achieves position errors from 6.821 mm to 10.913 mm and orientation errors from 0.910° to 2.000° across the three configurations. Per-DoF adaptation further reduces these errors below the single-task baselines on all three configurations, with n = 3 mean position errors of 6.203 ± 0.041 mm (5-DoF), 8.900 ± 0.023 mm (6-DoF) and 9.901 ± 0.014 mm (7-DoF), and orientation errors of 0.809°, 1.329° and 1.722° respectively. In each configuration the 95 % confidence interval lies below the corresponding single-task baseline (one-sample t-test, p &lt; 0.05). Adaptation also reduces wall-clock training time by 80.5 %, 92.7 % and 99.5 %, replacing 1.873–22.120 hr of single-task training with 0.111–0.365 hr of per-DoF fine-tuning.</w:t>
       </w:r>
       <w:proofErr w:type="spellStart"/>
       <w:proofErr w:type="spellEnd"/>
@@ -16616,7 +16616,7 @@
         <w:rPr>
           <w:color w:val="1A1A1A"/>
         </w:rPr>
-        <w:t>On held-out test data, the single-task models attain position errors of 9.300 mm (5 DoF), 11.000 mm (6 DoF) and 10.100 mm (7 DoF) and orientation errors of 1.204°, 1.714° and 2.085° respectively (Table 5.1). These values establish the per-configuration baselines against which the shared and adapted models are compared in the rest of this chapter.</w:t>
+        <w:t>On held-out test data, the single-task models attain position errors of 9.308 mm (5 DoF), 11.052 mm (6 DoF) and 10.137 mm (7 DoF) and orientation errors of 1.204°, 1.714° and 2.085° respectively (Table 5.1). These values establish the per-configuration baselines against which the shared and adapted models are compared in the rest of this chapter.</w:t>
       </w:r>
       <w:proofErr w:type="spellStart"/>
       <w:proofErr w:type="spellEnd"/>
@@ -16820,7 +16820,7 @@
         <w:rPr>
           <w:color w:val="1A1A1A"/>
         </w:rPr>
-        <w:t>On the held-out splits, the shared model achieves position errors of 6.800 mm (5 DoF), 9.200 mm (6 DoF) and 10.900 mm (7 DoF) and orientation errors of 0.910°, 1.369° and 1.995° respectively. Compared with the single-task baselines, the shared model already matches or improves on the 5 and 6 DoF cases and remains within a small margin on the 7 DoF case, while using a single set of parameters rather than three. A small reduction in task-specific accuracy is observed in the 7 DoF position metric, where the shared model is marginally worse than the single-task baseline; the per-DoF adaptation results in Section 5.4 show that this gap is closed at the headline support size K = 50 000, with marginal further gains up to K ≈ 100 000 (Figure 5.7).</w:t>
+        <w:t>On the held-out splits, the shared model achieves position errors of 6.821 mm (5 DoF), 9.235 mm (6 DoF) and 10.913 mm (7 DoF) and orientation errors of 0.910°, 1.369° and 1.995° respectively. Compared with the single-task baselines, the shared model already matches or improves on the 5 and 6 DoF cases and remains within a small margin on the 7 DoF case, while using a single set of parameters rather than three. A small reduction in task-specific accuracy is observed in the 7 DoF position metric, where the shared model is marginally worse than the single-task baseline; the per-DoF adaptation results in Section 5.4 show that this gap is closed at the headline support size K = 50 000, with marginal further gains up to K ≈ 100 000 (Figure 5.7).</w:t>
       </w:r>
       <w:proofErr w:type="spellStart"/>
       <w:proofErr w:type="spellEnd"/>
@@ -16864,7 +16864,7 @@
         <w:rPr>
           <w:color w:val="1A1A1A"/>
         </w:rPr>
-        <w:t>Per-DoF adaptation improves over the shared meta-kinematics model and the single-task baselines on all three configurations. The n = 3 means reach 6.203 ± 0.041 mm / 0.809° (5-DoF), 8.900 ± 0.023 mm / 1.329° (6-DoF) and 9.901 ± 0.014 mm / 1.722° (7-DoF), each with a 95 % confidence interval that lies below the corresponding single-task baseline (Table 5.1). Per-DoF adaptation reaches these accuracies in 0.111–0.365 hr per DoF rather than the 1.870–22.120 hr required for single-task training. The convergence curves of Figure 5.6 show the characteristic adaptation profile: a rapid descent in the first few thousand steps as the per-DoF mapping is recovered from the shared initialisation, followed by a slow refinement plateau.</w:t>
+        <w:t>Per-DoF adaptation improves over the shared meta-kinematics model and the single-task baselines on all three configurations. The n = 3 means reach 6.203 ± 0.041 mm / 0.809° (5-DoF), 8.900 ± 0.023 mm / 1.329° (6-DoF) and 9.901 ± 0.014 mm / 1.722° (7-DoF), each with a 95 % confidence interval that lies below the corresponding single-task baseline (Table 5.1). Per-DoF adaptation reaches these accuracies in 0.111–0.365 hr per DoF rather than the 1.873–22.120 hr required for single-task training. The convergence curves of Figure 5.6 show the characteristic adaptation profile: a rapid descent in the first few thousand steps as the per-DoF mapping is recovered from the shared initialisation, followed by a slow refinement plateau.</w:t>
       </w:r>
       <w:proofErr w:type="spellStart"/>
       <w:proofErr w:type="spellEnd"/>
@@ -17464,7 +17464,7 @@
                 <w:sz w:val="20"/>
                 <w:szCs w:val="20"/>
               </w:rPr>
-              <w:t>9.300</w:t>
+              <w:t>9.308</w:t>
             </w:r>
           </w:p>
         </w:tc>
@@ -17499,7 +17499,7 @@
                 <w:sz w:val="20"/>
                 <w:szCs w:val="20"/>
               </w:rPr>
-              <w:t>6.800</w:t>
+              <w:t>6.821</w:t>
             </w:r>
           </w:p>
         </w:tc>
@@ -18025,7 +18025,7 @@
                 <w:sz w:val="20"/>
                 <w:szCs w:val="20"/>
               </w:rPr>
-              <w:t>11.000</w:t>
+              <w:t>11.052</w:t>
             </w:r>
           </w:p>
         </w:tc>
@@ -18060,7 +18060,7 @@
                 <w:sz w:val="20"/>
                 <w:szCs w:val="20"/>
               </w:rPr>
-              <w:t>9.200</w:t>
+              <w:t>9.235</w:t>
             </w:r>
           </w:p>
         </w:tc>
@@ -18590,7 +18590,7 @@
                 <w:sz w:val="20"/>
                 <w:szCs w:val="20"/>
               </w:rPr>
-              <w:t>10.100</w:t>
+              <w:t>10.137</w:t>
             </w:r>
           </w:p>
         </w:tc>
@@ -18626,7 +18626,7 @@
                 <w:sz w:val="20"/>
                 <w:szCs w:val="20"/>
               </w:rPr>
-              <w:t>10.900</w:t>
+              <w:t>10.913</w:t>
             </w:r>
           </w:p>
         </w:tc>
@@ -19060,7 +19060,7 @@
         <w:jc w:val="both"/>
       </w:pPr>
       <w:r>
-        <w:t>For 5-DoF, the n = 3 sample mean position error is 6.203 ± 0.041 mm (95 % CI [5.900, 6.505] mm, df = 2) and orientation error 0.809° ± 0.003° (95 % CI [0.786, 0.832]°). For 6-DoF, the corresponding values are 8.900 ± 0.023 mm (95 % CI [8.730, 9.070] mm) and 1.329° ± 0.002° (95 % CI [1.314, 1.344]°). For 7-DoF, the n = 3 mean position error is 9.901 ± 0.014 mm (95 % CI [9.802, 10.001] mm) and orientation error 1.722° ± 0.003° (95 % CI [1.702, 1.743]°). In every configuration the standard deviation is below 1 % of the mean and the 95 % CI lies below the corresponding single-task baseline (9.300 mm, 11.000 mm and 10.100 mm respectively); a one-sample t-test (df = 2) confirms statistical separation at p &lt; 0.05 on the position metric for all three configurations. Per-seed values and the corresponding scatter are tabulated and plotted in Appendix E.7.</w:t>
+        <w:t>For 5-DoF, the n = 3 sample mean position error is 6.203 ± 0.041 mm (95 % CI [5.900, 6.505] mm, df = 2) and orientation error 0.809° ± 0.003° (95 % CI [0.786, 0.832]°). For 6-DoF, the corresponding values are 8.900 ± 0.023 mm (95 % CI [8.730, 9.070] mm) and 1.329° ± 0.002° (95 % CI [1.314, 1.344]°). For 7-DoF, the n = 3 mean position error is 9.901 ± 0.014 mm (95 % CI [9.802, 10.001] mm) and orientation error 1.722° ± 0.003° (95 % CI [1.702, 1.743]°). In every configuration the standard deviation is below 1 % of the mean and the 95 % CI lies below the corresponding single-task baseline (9.308 mm, 11.052 mm and 10.137 mm respectively); a one-sample t-test (df = 2) confirms statistical separation at p &lt; 0.05 on the position metric for all three configurations. Per-seed values and the corresponding scatter are tabulated and plotted in Appendix E.7.</w:t>
       </w:r>
       <w:proofErr w:type="spellStart"/>
       <w:proofErr w:type="spellEnd"/>
@@ -21828,7 +21828,7 @@
                 <w:sz w:val="20"/>
                 <w:szCs w:val="20"/>
               </w:rPr>
-              <w:t>9.300</w:t>
+              <w:t>9.308</w:t>
             </w:r>
           </w:p>
         </w:tc>
@@ -22323,7 +22323,7 @@
                 <w:sz w:val="20"/>
                 <w:szCs w:val="20"/>
               </w:rPr>
-              <w:t>11.000</w:t>
+              <w:t>11.052</w:t>
             </w:r>
           </w:p>
         </w:tc>
@@ -22818,7 +22818,7 @@
                 <w:sz w:val="20"/>
                 <w:szCs w:val="20"/>
               </w:rPr>
-              <w:t>10.100</w:t>
+              <w:t>10.137</w:t>
             </w:r>
           </w:p>
         </w:tc>
@@ -23277,7 +23277,7 @@
         <w:rPr>
           <w:color w:val="1A1A1A"/>
         </w:rPr>
-        <w:t>Table 5.1 supports the interpretation that the shared meta-model has learned transferable forward-kinematics knowledge rather than three independent mappings. If the shared parameters merely represented a compromise between the three tasks, per-DoF adaptation would at best recover the single-task baseline. Instead, adaptation improves over the baseline reproducibly across all three seeds and all three DoF configurations, indicating that fine-tuning exploits a useful prior established during shared training. The 7-DoF case is also where the adaptation delivers its largest wall-clock saving: at 0.111 hr per-DoF, the n = 3 mean (9.901 ± 0.014 mm / 1.722° ± 0.003°) sits below the single-task baseline (10.100 mm / 2.085°) reached only after 22.120 hr of single-task training.</w:t>
+        <w:t>Table 5.1 supports the interpretation that the shared meta-model has learned transferable forward-kinematics knowledge rather than three independent mappings. If the shared parameters merely represented a compromise between the three tasks, per-DoF adaptation would at best recover the single-task baseline. Instead, adaptation improves over the baseline reproducibly across all three seeds and all three DoF configurations, indicating that fine-tuning exploits a useful prior established during shared training. The 7-DoF case is also where the adaptation delivers its largest wall-clock saving: at 0.111 hr per-DoF, the n = 3 mean (9.901 ± 0.014 mm / 1.722° ± 0.003°) sits below the single-task baseline (10.137 mm / 2.085°) reached only after 22.120 hr of single-task training.</w:t>
       </w:r>
       <w:proofErr w:type="spellStart"/>
       <w:proofErr w:type="spellEnd"/>
@@ -23298,7 +23298,7 @@
         <w:rPr>
           <w:color w:val="1A1A1A"/>
         </w:rPr>
-        <w:t>The 7-DoF case is also where the shared model's accuracy is closest to the single-task baseline (10.900 mm versus 10.100 mm), readable as a small price paid for the shared parameterisation. Per-DoF adaptation closes that gap consistently across all three seeds, giving an n = 3 mean of 9.901 ± 0.014 mm, with a 95 % CI of [9.802, 10.001] mm that lies below the single-task baseline. These observations suggest the shared backbone captures the kinematic structure common across configurations, while the per-DoF stage encodes task-specific refinements that the shared parameters cannot represent in full; the ablations of Section 5.6 strengthen this interpretation by isolating the contributions of warm start (Ablation A) and shared representation (Ablation B) from the simple effect of additional compute.</w:t>
+        <w:t>The 7-DoF case is also where the shared model's accuracy is closest to the single-task baseline (10.913 mm versus 10.137 mm), readable as a small price paid for the shared parameterisation. Per-DoF adaptation closes that gap consistently across all three seeds, giving an n = 3 mean of 9.901 ± 0.014 mm, with a 95 % CI of [9.802, 10.001] mm that lies below the single-task baseline. These observations suggest the shared backbone captures the kinematic structure common across configurations, while the per-DoF stage encodes task-specific refinements that the shared parameters cannot represent in full; the ablations of Section 5.6 strengthen this interpretation by isolating the contributions of warm start (Ablation A) and shared representation (Ablation B) from the simple effect of additional compute.</w:t>
       </w:r>
       <w:proofErr w:type="spellStart"/>
       <w:proofErr w:type="spellEnd"/>
@@ -23613,7 +23613,7 @@
         <w:rPr>
           <w:color w:val="1A1A1A"/>
         </w:rPr>
-        <w:t>The most consequential engineering result is the combination of below-baseline accuracy and 200 times wall-clock advantage at 7-DoF: at the matched 0.111 hr per-DoF adaptation budget, the adapted meta-kinematics model reaches a position error of 9.901 ± 0.014 mm (n = 3 mean, 95 % CI [9.802, 10.001] mm), below the single-task baseline of 10.100 mm, while the single-task model requires 22.120 hr to reach equivalent accuracy. The Ablation B results in Section 5.6.2 sharpen this: the 99.5 % saving for 7-DoF is specifically driven by the shared meta-kinematics initialisation; at the matched budget, an otherwise-identical adaptation run from random initialisation reaches only 26.500 mm / 4.280°, well above the headline 9.900 mm / 1.720°. The 80.5 % saving for 5-DoF is, by contrast, largely attributable to the adaptation protocol itself (mask conditioning + early stopping on a small support set), since random-init adaptation matches the from-shared accuracy at the same wall-clock budget. The two contributions of the framework, the cross-DoF shared representation and the per-DoF adaptation protocol, are therefore complementary, with the shared representation becoming progressively more decisive as the active-DoF count grows. In a development workflow that has to support multiple DoF configurations of the same robot, e.g. when distal joints are locked for a constrained task or a joint is intentionally disabled, the framework converts a series of long, independent training jobs into one shared training run followed by a sequence of short adaptations.</w:t>
+        <w:t>The most consequential engineering result is the combination of below-baseline accuracy and 200 times wall-clock advantage at 7-DoF: at the matched 0.111 hr per-DoF adaptation budget, the adapted meta-kinematics model reaches a position error of 9.901 ± 0.014 mm (n = 3 mean, 95 % CI [9.802, 10.001] mm), below the single-task baseline of 10.137 mm, while the single-task model requires 22.120 hr to reach equivalent accuracy. The Ablation B results in Section 5.6.2 sharpen this: the 99.5 % saving for 7-DoF is specifically driven by the shared meta-kinematics initialisation; at the matched budget, an otherwise-identical adaptation run from random initialisation reaches only 26.500 mm / 4.280°, well above the headline 9.900 mm / 1.720°. The 80.5 % saving for 5-DoF is, by contrast, largely attributable to the adaptation protocol itself (mask conditioning + early stopping on a small support set), since random-init adaptation matches the from-shared accuracy at the same wall-clock budget. The two contributions of the framework, the cross-DoF shared representation and the per-DoF adaptation protocol, are therefore complementary, with the shared representation becoming progressively more decisive as the active-DoF count grows. In a development workflow that has to support multiple DoF configurations of the same robot, e.g. when distal joints are locked for a constrained task or a joint is intentionally disabled, the framework converts a series of long, independent training jobs into one shared training run followed by a sequence of short adaptations.</w:t>
       </w:r>
       <w:proofErr w:type="spellStart"/>
       <w:proofErr w:type="spellEnd"/>
@@ -24207,7 +24207,7 @@
         <w:rPr>
           <w:color w:val="1A1A1A"/>
         </w:rPr>
-        <w:t>Each of the four project aims set out in Section 1.3 has been addressed. Aim 1 (accurate FK models for 5, 6 and 7 DoF) is delivered in Section 5.1, where the single-task ResMLP baselines achieve position errors below 11.000 mm and orientation errors below 2.100° on held-out test data. Aim 2 (one shared multi-task FK model) is delivered in Section 5.2, where the shared model improves on the single-task baselines in two of three configurations (5- and 6-DoF) and is within 0.800 mm of the baseline on the third (7-DoF). Aim 3 (per-DoF adaptation improves the shared model) is delivered in Sections 5.3 and 5.4: adaptation reduces error below the single-task baseline on all three configurations (n = 3 95 % CI below the baseline; one-sample t-test p &lt; 0.05 on the position metric) at a 200× wall-clock advantage on 7-DoF. Aim 4 (comparing performance across DoF settings) is delivered in Sections 5.4 and 5.5, where position error, orientation error and wall-clock time are reported jointly for all three configurations and all three model variants.</w:t>
+        <w:t>Each of the four project aims set out in Section 1.3 has been addressed. Aim 1 (accurate FK models for 5, 6 and 7 DoF) is delivered in Section 5.1, where the single-task ResMLP baselines achieve position errors below 11.052 mm and orientation errors below 2.100° on held-out test data. Aim 2 (one shared multi-task FK model) is delivered in Section 5.2, where the shared model improves on the single-task baselines in two of three configurations (5- and 6-DoF) and is within 0.800 mm of the baseline on the third (7-DoF). Aim 3 (per-DoF adaptation improves the shared model) is delivered in Sections 5.3 and 5.4: adaptation reduces error below the single-task baseline on all three configurations (n = 3 95 % CI below the baseline; one-sample t-test p &lt; 0.05 on the position metric) at a 200× wall-clock advantage on 7-DoF. Aim 4 (comparing performance across DoF settings) is delivered in Sections 5.4 and 5.5, where position error, orientation error and wall-clock time are reported jointly for all three configurations and all three model variants.</w:t>
       </w:r>
       <w:proofErr w:type="spellStart"/>
       <w:proofErr w:type="spellEnd"/>
